--- a/newtry.docx
+++ b/newtry.docx
@@ -5,6 +5,9 @@
     <w:p>
       <w:r>
         <w:t xml:space="preserve">Hi hello all </w:t>
+      </w:r>
+      <w:r>
+        <w:t xml:space="preserve">     new changes added</w:t>
       </w:r>
       <w:bookmarkStart w:id="0" w:name="_GoBack"/>
       <w:bookmarkEnd w:id="0"/>
